--- a/export/docx/docs/16_38_运维手册.docx
+++ b/export/docx/docs/16_38_运维手册.docx
@@ -1197,6 +1197,138 @@
                 <w:sz w:val="18"/>
               </w:rPr>
               <w:t>成功率与分片数单调增长</w:t>
+            </w:r>
+          </w:p>
+        </w:tc>
+      </w:tr>
+      <w:tr>
+        <w:tc>
+          <w:tcPr>
+            <w:tcW w:type="dxa" w:w="2880"/>
+          </w:tcPr>
+          <w:p>
+            <w:r/>
+            <w:r>
+              <w:rPr>
+                <w:sz w:val="18"/>
+              </w:rPr>
+              <w:t>GET /tg-api/v1/analytics/scale</w:t>
+            </w:r>
+          </w:p>
+        </w:tc>
+        <w:tc>
+          <w:tcPr>
+            <w:tcW w:type="dxa" w:w="2880"/>
+          </w:tcPr>
+          <w:p>
+            <w:r/>
+            <w:r>
+              <w:rPr>
+                <w:sz w:val="18"/>
+              </w:rPr>
+              <w:t>分析库规模</w:t>
+            </w:r>
+          </w:p>
+        </w:tc>
+        <w:tc>
+          <w:tcPr>
+            <w:tcW w:type="dxa" w:w="2880"/>
+          </w:tcPr>
+          <w:p>
+            <w:r/>
+            <w:r>
+              <w:rPr>
+                <w:sz w:val="18"/>
+              </w:rPr>
+              <w:t>total_rows 符合预期，rollup=true</w:t>
+            </w:r>
+          </w:p>
+        </w:tc>
+      </w:tr>
+      <w:tr>
+        <w:tc>
+          <w:tcPr>
+            <w:tcW w:type="dxa" w:w="2880"/>
+          </w:tcPr>
+          <w:p>
+            <w:r/>
+            <w:r>
+              <w:rPr>
+                <w:sz w:val="18"/>
+              </w:rPr>
+              <w:t>GET /tg-api/v1/analytics/summary?days=7</w:t>
+            </w:r>
+          </w:p>
+        </w:tc>
+        <w:tc>
+          <w:tcPr>
+            <w:tcW w:type="dxa" w:w="2880"/>
+          </w:tcPr>
+          <w:p>
+            <w:r/>
+            <w:r>
+              <w:rPr>
+                <w:sz w:val="18"/>
+              </w:rPr>
+              <w:t>聚合概览</w:t>
+            </w:r>
+          </w:p>
+        </w:tc>
+        <w:tc>
+          <w:tcPr>
+            <w:tcW w:type="dxa" w:w="2880"/>
+          </w:tcPr>
+          <w:p>
+            <w:r/>
+            <w:r>
+              <w:rPr>
+                <w:sz w:val="18"/>
+              </w:rPr>
+              <w:t>source=rollup，query_ms &lt; 50</w:t>
+            </w:r>
+          </w:p>
+        </w:tc>
+      </w:tr>
+      <w:tr>
+        <w:tc>
+          <w:tcPr>
+            <w:tcW w:type="dxa" w:w="2880"/>
+          </w:tcPr>
+          <w:p>
+            <w:r/>
+            <w:r>
+              <w:rPr>
+                <w:sz w:val="18"/>
+              </w:rPr>
+              <w:t>GET /tg-api/v1/analytics/orders/{id}/timeline</w:t>
+            </w:r>
+          </w:p>
+        </w:tc>
+        <w:tc>
+          <w:tcPr>
+            <w:tcW w:type="dxa" w:w="2880"/>
+          </w:tcPr>
+          <w:p>
+            <w:r/>
+            <w:r>
+              <w:rPr>
+                <w:sz w:val="18"/>
+              </w:rPr>
+              <w:t>单作业单时间线</w:t>
+            </w:r>
+          </w:p>
+        </w:tc>
+        <w:tc>
+          <w:tcPr>
+            <w:tcW w:type="dxa" w:w="2880"/>
+          </w:tcPr>
+          <w:p>
+            <w:r/>
+            <w:r>
+              <w:rPr>
+                <w:sz w:val="18"/>
+              </w:rPr>
+              <w:t>found=true，任务 ≤ 50</w:t>
             </w:r>
           </w:p>
         </w:tc>
@@ -2807,16 +2939,17 @@
         <w:tblLook w:firstColumn="1" w:firstRow="1" w:lastColumn="0" w:lastRow="0" w:noHBand="0" w:noVBand="1" w:val="04A0"/>
       </w:tblPr>
       <w:tblGrid>
-        <w:gridCol w:w="1728"/>
-        <w:gridCol w:w="1728"/>
-        <w:gridCol w:w="1728"/>
-        <w:gridCol w:w="1728"/>
-        <w:gridCol w:w="1728"/>
+        <w:gridCol w:w="1440"/>
+        <w:gridCol w:w="1440"/>
+        <w:gridCol w:w="1440"/>
+        <w:gridCol w:w="1440"/>
+        <w:gridCol w:w="1440"/>
+        <w:gridCol w:w="1440"/>
       </w:tblGrid>
       <w:tr>
         <w:tc>
           <w:tcPr>
-            <w:tcW w:type="dxa" w:w="1728"/>
+            <w:tcW w:type="dxa" w:w="1440"/>
           </w:tcPr>
           <w:p>
             <w:r/>
@@ -2831,7 +2964,7 @@
         </w:tc>
         <w:tc>
           <w:tcPr>
-            <w:tcW w:type="dxa" w:w="1728"/>
+            <w:tcW w:type="dxa" w:w="1440"/>
           </w:tcPr>
           <w:p>
             <w:r/>
@@ -2846,7 +2979,7 @@
         </w:tc>
         <w:tc>
           <w:tcPr>
-            <w:tcW w:type="dxa" w:w="1728"/>
+            <w:tcW w:type="dxa" w:w="1440"/>
           </w:tcPr>
           <w:p>
             <w:r/>
@@ -2861,7 +2994,7 @@
         </w:tc>
         <w:tc>
           <w:tcPr>
-            <w:tcW w:type="dxa" w:w="1728"/>
+            <w:tcW w:type="dxa" w:w="1440"/>
           </w:tcPr>
           <w:p>
             <w:r/>
@@ -2876,7 +3009,7 @@
         </w:tc>
         <w:tc>
           <w:tcPr>
-            <w:tcW w:type="dxa" w:w="1728"/>
+            <w:tcW w:type="dxa" w:w="1440"/>
           </w:tcPr>
           <w:p>
             <w:r/>
@@ -2886,6 +3019,20 @@
                 <w:sz w:val="18"/>
               </w:rPr>
               <w:t>异常动作</w:t>
+            </w:r>
+          </w:p>
+        </w:tc>
+        <w:tc>
+          <w:tcPr>
+            <w:tcW w:type="dxa" w:w="1440"/>
+          </w:tcPr>
+          <w:p>
+            <w:r/>
+            <w:r>
+              <w:rPr>
+                <w:b/>
+                <w:sz w:val="18"/>
+              </w:rPr>
             </w:r>
           </w:p>
         </w:tc>
@@ -2893,7 +3040,7 @@
       <w:tr>
         <w:tc>
           <w:tcPr>
-            <w:tcW w:type="dxa" w:w="1728"/>
+            <w:tcW w:type="dxa" w:w="1440"/>
           </w:tcPr>
           <w:p>
             <w:r/>
@@ -2907,7 +3054,7 @@
         </w:tc>
         <w:tc>
           <w:tcPr>
-            <w:tcW w:type="dxa" w:w="1728"/>
+            <w:tcW w:type="dxa" w:w="1440"/>
           </w:tcPr>
           <w:p>
             <w:r/>
@@ -2921,7 +3068,7 @@
         </w:tc>
         <w:tc>
           <w:tcPr>
-            <w:tcW w:type="dxa" w:w="1728"/>
+            <w:tcW w:type="dxa" w:w="1440"/>
           </w:tcPr>
           <w:p>
             <w:r/>
@@ -2935,7 +3082,7 @@
         </w:tc>
         <w:tc>
           <w:tcPr>
-            <w:tcW w:type="dxa" w:w="1728"/>
+            <w:tcW w:type="dxa" w:w="1440"/>
           </w:tcPr>
           <w:p>
             <w:r/>
@@ -2949,7 +3096,7 @@
         </w:tc>
         <w:tc>
           <w:tcPr>
-            <w:tcW w:type="dxa" w:w="1728"/>
+            <w:tcW w:type="dxa" w:w="1440"/>
           </w:tcPr>
           <w:p>
             <w:r/>
@@ -2958,6 +3105,19 @@
                 <w:sz w:val="18"/>
               </w:rPr>
               <w:t>重启 + 查日志</w:t>
+            </w:r>
+          </w:p>
+        </w:tc>
+        <w:tc>
+          <w:tcPr>
+            <w:tcW w:type="dxa" w:w="1440"/>
+          </w:tcPr>
+          <w:p>
+            <w:r/>
+            <w:r>
+              <w:rPr>
+                <w:sz w:val="18"/>
+              </w:rPr>
             </w:r>
           </w:p>
         </w:tc>
@@ -2965,7 +3125,7 @@
       <w:tr>
         <w:tc>
           <w:tcPr>
-            <w:tcW w:type="dxa" w:w="1728"/>
+            <w:tcW w:type="dxa" w:w="1440"/>
           </w:tcPr>
           <w:p>
             <w:r/>
@@ -2979,7 +3139,7 @@
         </w:tc>
         <w:tc>
           <w:tcPr>
-            <w:tcW w:type="dxa" w:w="1728"/>
+            <w:tcW w:type="dxa" w:w="1440"/>
           </w:tcPr>
           <w:p>
             <w:r/>
@@ -2993,7 +3153,7 @@
         </w:tc>
         <w:tc>
           <w:tcPr>
-            <w:tcW w:type="dxa" w:w="1728"/>
+            <w:tcW w:type="dxa" w:w="1440"/>
           </w:tcPr>
           <w:p>
             <w:r/>
@@ -3007,7 +3167,7 @@
         </w:tc>
         <w:tc>
           <w:tcPr>
-            <w:tcW w:type="dxa" w:w="1728"/>
+            <w:tcW w:type="dxa" w:w="1440"/>
           </w:tcPr>
           <w:p>
             <w:r/>
@@ -3021,7 +3181,7 @@
         </w:tc>
         <w:tc>
           <w:tcPr>
-            <w:tcW w:type="dxa" w:w="1728"/>
+            <w:tcW w:type="dxa" w:w="1440"/>
           </w:tcPr>
           <w:p>
             <w:r/>
@@ -3030,6 +3190,19 @@
                 <w:sz w:val="18"/>
               </w:rPr>
               <w:t>查 OOM/探针</w:t>
+            </w:r>
+          </w:p>
+        </w:tc>
+        <w:tc>
+          <w:tcPr>
+            <w:tcW w:type="dxa" w:w="1440"/>
+          </w:tcPr>
+          <w:p>
+            <w:r/>
+            <w:r>
+              <w:rPr>
+                <w:sz w:val="18"/>
+              </w:rPr>
             </w:r>
           </w:p>
         </w:tc>
@@ -3037,7 +3210,7 @@
       <w:tr>
         <w:tc>
           <w:tcPr>
-            <w:tcW w:type="dxa" w:w="1728"/>
+            <w:tcW w:type="dxa" w:w="1440"/>
           </w:tcPr>
           <w:p>
             <w:r/>
@@ -3051,7 +3224,7 @@
         </w:tc>
         <w:tc>
           <w:tcPr>
-            <w:tcW w:type="dxa" w:w="1728"/>
+            <w:tcW w:type="dxa" w:w="1440"/>
           </w:tcPr>
           <w:p>
             <w:r/>
@@ -3065,7 +3238,7 @@
         </w:tc>
         <w:tc>
           <w:tcPr>
-            <w:tcW w:type="dxa" w:w="1728"/>
+            <w:tcW w:type="dxa" w:w="1440"/>
           </w:tcPr>
           <w:p>
             <w:r/>
@@ -3079,7 +3252,7 @@
         </w:tc>
         <w:tc>
           <w:tcPr>
-            <w:tcW w:type="dxa" w:w="1728"/>
+            <w:tcW w:type="dxa" w:w="1440"/>
           </w:tcPr>
           <w:p>
             <w:r/>
@@ -3093,7 +3266,7 @@
         </w:tc>
         <w:tc>
           <w:tcPr>
-            <w:tcW w:type="dxa" w:w="1728"/>
+            <w:tcW w:type="dxa" w:w="1440"/>
           </w:tcPr>
           <w:p>
             <w:r/>
@@ -3102,6 +3275,19 @@
                 <w:sz w:val="18"/>
               </w:rPr>
               <w:t>查适配器健康</w:t>
+            </w:r>
+          </w:p>
+        </w:tc>
+        <w:tc>
+          <w:tcPr>
+            <w:tcW w:type="dxa" w:w="1440"/>
+          </w:tcPr>
+          <w:p>
+            <w:r/>
+            <w:r>
+              <w:rPr>
+                <w:sz w:val="18"/>
+              </w:rPr>
             </w:r>
           </w:p>
         </w:tc>
@@ -3109,7 +3295,7 @@
       <w:tr>
         <w:tc>
           <w:tcPr>
-            <w:tcW w:type="dxa" w:w="1728"/>
+            <w:tcW w:type="dxa" w:w="1440"/>
           </w:tcPr>
           <w:p>
             <w:r/>
@@ -3123,7 +3309,7 @@
         </w:tc>
         <w:tc>
           <w:tcPr>
-            <w:tcW w:type="dxa" w:w="1728"/>
+            <w:tcW w:type="dxa" w:w="1440"/>
           </w:tcPr>
           <w:p>
             <w:r/>
@@ -3137,7 +3323,7 @@
         </w:tc>
         <w:tc>
           <w:tcPr>
-            <w:tcW w:type="dxa" w:w="1728"/>
+            <w:tcW w:type="dxa" w:w="1440"/>
           </w:tcPr>
           <w:p>
             <w:r/>
@@ -3151,7 +3337,7 @@
         </w:tc>
         <w:tc>
           <w:tcPr>
-            <w:tcW w:type="dxa" w:w="1728"/>
+            <w:tcW w:type="dxa" w:w="1440"/>
           </w:tcPr>
           <w:p>
             <w:r/>
@@ -3165,7 +3351,7 @@
         </w:tc>
         <w:tc>
           <w:tcPr>
-            <w:tcW w:type="dxa" w:w="1728"/>
+            <w:tcW w:type="dxa" w:w="1440"/>
           </w:tcPr>
           <w:p>
             <w:r/>
@@ -3174,6 +3360,19 @@
                 <w:sz w:val="18"/>
               </w:rPr>
               <w:t>调度排除 + 派充电任务</w:t>
+            </w:r>
+          </w:p>
+        </w:tc>
+        <w:tc>
+          <w:tcPr>
+            <w:tcW w:type="dxa" w:w="1440"/>
+          </w:tcPr>
+          <w:p>
+            <w:r/>
+            <w:r>
+              <w:rPr>
+                <w:sz w:val="18"/>
+              </w:rPr>
             </w:r>
           </w:p>
         </w:tc>
@@ -3181,7 +3380,7 @@
       <w:tr>
         <w:tc>
           <w:tcPr>
-            <w:tcW w:type="dxa" w:w="1728"/>
+            <w:tcW w:type="dxa" w:w="1440"/>
           </w:tcPr>
           <w:p>
             <w:r/>
@@ -3195,7 +3394,7 @@
         </w:tc>
         <w:tc>
           <w:tcPr>
-            <w:tcW w:type="dxa" w:w="1728"/>
+            <w:tcW w:type="dxa" w:w="1440"/>
           </w:tcPr>
           <w:p>
             <w:r/>
@@ -3209,7 +3408,7 @@
         </w:tc>
         <w:tc>
           <w:tcPr>
-            <w:tcW w:type="dxa" w:w="1728"/>
+            <w:tcW w:type="dxa" w:w="1440"/>
           </w:tcPr>
           <w:p>
             <w:r/>
@@ -3223,7 +3422,7 @@
         </w:tc>
         <w:tc>
           <w:tcPr>
-            <w:tcW w:type="dxa" w:w="1728"/>
+            <w:tcW w:type="dxa" w:w="1440"/>
           </w:tcPr>
           <w:p>
             <w:r/>
@@ -3237,7 +3436,7 @@
         </w:tc>
         <w:tc>
           <w:tcPr>
-            <w:tcW w:type="dxa" w:w="1728"/>
+            <w:tcW w:type="dxa" w:w="1440"/>
           </w:tcPr>
           <w:p>
             <w:r/>
@@ -3246,6 +3445,19 @@
                 <w:sz w:val="18"/>
               </w:rPr>
               <w:t>查 broker / 网关</w:t>
+            </w:r>
+          </w:p>
+        </w:tc>
+        <w:tc>
+          <w:tcPr>
+            <w:tcW w:type="dxa" w:w="1440"/>
+          </w:tcPr>
+          <w:p>
+            <w:r/>
+            <w:r>
+              <w:rPr>
+                <w:sz w:val="18"/>
+              </w:rPr>
             </w:r>
           </w:p>
         </w:tc>
@@ -3253,7 +3465,7 @@
       <w:tr>
         <w:tc>
           <w:tcPr>
-            <w:tcW w:type="dxa" w:w="1728"/>
+            <w:tcW w:type="dxa" w:w="1440"/>
           </w:tcPr>
           <w:p>
             <w:r/>
@@ -3267,7 +3479,7 @@
         </w:tc>
         <w:tc>
           <w:tcPr>
-            <w:tcW w:type="dxa" w:w="1728"/>
+            <w:tcW w:type="dxa" w:w="1440"/>
           </w:tcPr>
           <w:p>
             <w:r/>
@@ -3281,7 +3493,7 @@
         </w:tc>
         <w:tc>
           <w:tcPr>
-            <w:tcW w:type="dxa" w:w="1728"/>
+            <w:tcW w:type="dxa" w:w="1440"/>
           </w:tcPr>
           <w:p>
             <w:r/>
@@ -3295,7 +3507,7 @@
         </w:tc>
         <w:tc>
           <w:tcPr>
-            <w:tcW w:type="dxa" w:w="1728"/>
+            <w:tcW w:type="dxa" w:w="1440"/>
           </w:tcPr>
           <w:p>
             <w:r/>
@@ -3309,7 +3521,7 @@
         </w:tc>
         <w:tc>
           <w:tcPr>
-            <w:tcW w:type="dxa" w:w="1728"/>
+            <w:tcW w:type="dxa" w:w="1440"/>
           </w:tcPr>
           <w:p>
             <w:r/>
@@ -3318,6 +3530,19 @@
                 <w:sz w:val="18"/>
               </w:rPr>
               <w:t>查 transport / 消费端</w:t>
+            </w:r>
+          </w:p>
+        </w:tc>
+        <w:tc>
+          <w:tcPr>
+            <w:tcW w:type="dxa" w:w="1440"/>
+          </w:tcPr>
+          <w:p>
+            <w:r/>
+            <w:r>
+              <w:rPr>
+                <w:sz w:val="18"/>
+              </w:rPr>
             </w:r>
           </w:p>
         </w:tc>
@@ -3325,7 +3550,7 @@
       <w:tr>
         <w:tc>
           <w:tcPr>
-            <w:tcW w:type="dxa" w:w="1728"/>
+            <w:tcW w:type="dxa" w:w="1440"/>
           </w:tcPr>
           <w:p>
             <w:r/>
@@ -3339,7 +3564,7 @@
         </w:tc>
         <w:tc>
           <w:tcPr>
-            <w:tcW w:type="dxa" w:w="1728"/>
+            <w:tcW w:type="dxa" w:w="1440"/>
           </w:tcPr>
           <w:p>
             <w:r/>
@@ -3353,7 +3578,7 @@
         </w:tc>
         <w:tc>
           <w:tcPr>
-            <w:tcW w:type="dxa" w:w="1728"/>
+            <w:tcW w:type="dxa" w:w="1440"/>
           </w:tcPr>
           <w:p>
             <w:r/>
@@ -3367,7 +3592,7 @@
         </w:tc>
         <w:tc>
           <w:tcPr>
-            <w:tcW w:type="dxa" w:w="1728"/>
+            <w:tcW w:type="dxa" w:w="1440"/>
           </w:tcPr>
           <w:p>
             <w:r/>
@@ -3381,7 +3606,7 @@
         </w:tc>
         <w:tc>
           <w:tcPr>
-            <w:tcW w:type="dxa" w:w="1728"/>
+            <w:tcW w:type="dxa" w:w="1440"/>
           </w:tcPr>
           <w:p>
             <w:r/>
@@ -3390,6 +3615,19 @@
                 <w:sz w:val="18"/>
               </w:rPr>
               <w:t>按 trace_id 拉 span</w:t>
+            </w:r>
+          </w:p>
+        </w:tc>
+        <w:tc>
+          <w:tcPr>
+            <w:tcW w:type="dxa" w:w="1440"/>
+          </w:tcPr>
+          <w:p>
+            <w:r/>
+            <w:r>
+              <w:rPr>
+                <w:sz w:val="18"/>
+              </w:rPr>
             </w:r>
           </w:p>
         </w:tc>
@@ -3397,7 +3635,7 @@
       <w:tr>
         <w:tc>
           <w:tcPr>
-            <w:tcW w:type="dxa" w:w="1728"/>
+            <w:tcW w:type="dxa" w:w="1440"/>
           </w:tcPr>
           <w:p>
             <w:r/>
@@ -3411,7 +3649,7 @@
         </w:tc>
         <w:tc>
           <w:tcPr>
-            <w:tcW w:type="dxa" w:w="1728"/>
+            <w:tcW w:type="dxa" w:w="1440"/>
           </w:tcPr>
           <w:p>
             <w:r/>
@@ -3425,7 +3663,7 @@
         </w:tc>
         <w:tc>
           <w:tcPr>
-            <w:tcW w:type="dxa" w:w="1728"/>
+            <w:tcW w:type="dxa" w:w="1440"/>
           </w:tcPr>
           <w:p>
             <w:r/>
@@ -3439,7 +3677,7 @@
         </w:tc>
         <w:tc>
           <w:tcPr>
-            <w:tcW w:type="dxa" w:w="1728"/>
+            <w:tcW w:type="dxa" w:w="1440"/>
           </w:tcPr>
           <w:p>
             <w:r/>
@@ -3453,7 +3691,7 @@
         </w:tc>
         <w:tc>
           <w:tcPr>
-            <w:tcW w:type="dxa" w:w="1728"/>
+            <w:tcW w:type="dxa" w:w="1440"/>
           </w:tcPr>
           <w:p>
             <w:r/>
@@ -3462,6 +3700,19 @@
                 <w:sz w:val="18"/>
               </w:rPr>
               <w:t>查 TTL 配置与失效风暴</w:t>
+            </w:r>
+          </w:p>
+        </w:tc>
+        <w:tc>
+          <w:tcPr>
+            <w:tcW w:type="dxa" w:w="1440"/>
+          </w:tcPr>
+          <w:p>
+            <w:r/>
+            <w:r>
+              <w:rPr>
+                <w:sz w:val="18"/>
+              </w:rPr>
             </w:r>
           </w:p>
         </w:tc>
@@ -3469,7 +3720,7 @@
       <w:tr>
         <w:tc>
           <w:tcPr>
-            <w:tcW w:type="dxa" w:w="1728"/>
+            <w:tcW w:type="dxa" w:w="1440"/>
           </w:tcPr>
           <w:p>
             <w:r/>
@@ -3483,7 +3734,7 @@
         </w:tc>
         <w:tc>
           <w:tcPr>
-            <w:tcW w:type="dxa" w:w="1728"/>
+            <w:tcW w:type="dxa" w:w="1440"/>
           </w:tcPr>
           <w:p>
             <w:r/>
@@ -3497,7 +3748,7 @@
         </w:tc>
         <w:tc>
           <w:tcPr>
-            <w:tcW w:type="dxa" w:w="1728"/>
+            <w:tcW w:type="dxa" w:w="1440"/>
           </w:tcPr>
           <w:p>
             <w:r/>
@@ -3511,7 +3762,7 @@
         </w:tc>
         <w:tc>
           <w:tcPr>
-            <w:tcW w:type="dxa" w:w="1728"/>
+            <w:tcW w:type="dxa" w:w="1440"/>
           </w:tcPr>
           <w:p>
             <w:r/>
@@ -3525,7 +3776,7 @@
         </w:tc>
         <w:tc>
           <w:tcPr>
-            <w:tcW w:type="dxa" w:w="1728"/>
+            <w:tcW w:type="dxa" w:w="1440"/>
           </w:tcPr>
           <w:p>
             <w:r/>
@@ -3534,6 +3785,19 @@
                 <w:sz w:val="18"/>
               </w:rPr>
               <w:t>审计断流即 S1 隐患</w:t>
+            </w:r>
+          </w:p>
+        </w:tc>
+        <w:tc>
+          <w:tcPr>
+            <w:tcW w:type="dxa" w:w="1440"/>
+          </w:tcPr>
+          <w:p>
+            <w:r/>
+            <w:r>
+              <w:rPr>
+                <w:sz w:val="18"/>
+              </w:rPr>
             </w:r>
           </w:p>
         </w:tc>
@@ -3541,7 +3805,7 @@
       <w:tr>
         <w:tc>
           <w:tcPr>
-            <w:tcW w:type="dxa" w:w="1728"/>
+            <w:tcW w:type="dxa" w:w="1440"/>
           </w:tcPr>
           <w:p>
             <w:r/>
@@ -3555,7 +3819,7 @@
         </w:tc>
         <w:tc>
           <w:tcPr>
-            <w:tcW w:type="dxa" w:w="1728"/>
+            <w:tcW w:type="dxa" w:w="1440"/>
           </w:tcPr>
           <w:p>
             <w:r/>
@@ -3569,7 +3833,7 @@
         </w:tc>
         <w:tc>
           <w:tcPr>
-            <w:tcW w:type="dxa" w:w="1728"/>
+            <w:tcW w:type="dxa" w:w="1440"/>
           </w:tcPr>
           <w:p>
             <w:r/>
@@ -3583,7 +3847,7 @@
         </w:tc>
         <w:tc>
           <w:tcPr>
-            <w:tcW w:type="dxa" w:w="1728"/>
+            <w:tcW w:type="dxa" w:w="1440"/>
           </w:tcPr>
           <w:p>
             <w:r/>
@@ -3597,7 +3861,7 @@
         </w:tc>
         <w:tc>
           <w:tcPr>
-            <w:tcW w:type="dxa" w:w="1728"/>
+            <w:tcW w:type="dxa" w:w="1440"/>
           </w:tcPr>
           <w:p>
             <w:r/>
@@ -3606,6 +3870,19 @@
                 <w:sz w:val="18"/>
               </w:rPr>
               <w:t>清理 episode 分片/归档</w:t>
+            </w:r>
+          </w:p>
+        </w:tc>
+        <w:tc>
+          <w:tcPr>
+            <w:tcW w:type="dxa" w:w="1440"/>
+          </w:tcPr>
+          <w:p>
+            <w:r/>
+            <w:r>
+              <w:rPr>
+                <w:sz w:val="18"/>
+              </w:rPr>
             </w:r>
           </w:p>
         </w:tc>
@@ -3613,7 +3890,7 @@
       <w:tr>
         <w:tc>
           <w:tcPr>
-            <w:tcW w:type="dxa" w:w="1728"/>
+            <w:tcW w:type="dxa" w:w="1440"/>
           </w:tcPr>
           <w:p>
             <w:r/>
@@ -3627,7 +3904,7 @@
         </w:tc>
         <w:tc>
           <w:tcPr>
-            <w:tcW w:type="dxa" w:w="1728"/>
+            <w:tcW w:type="dxa" w:w="1440"/>
           </w:tcPr>
           <w:p>
             <w:r/>
@@ -3641,7 +3918,7 @@
         </w:tc>
         <w:tc>
           <w:tcPr>
-            <w:tcW w:type="dxa" w:w="1728"/>
+            <w:tcW w:type="dxa" w:w="1440"/>
           </w:tcPr>
           <w:p>
             <w:r/>
@@ -3655,7 +3932,7 @@
         </w:tc>
         <w:tc>
           <w:tcPr>
-            <w:tcW w:type="dxa" w:w="1728"/>
+            <w:tcW w:type="dxa" w:w="1440"/>
           </w:tcPr>
           <w:p>
             <w:r/>
@@ -3669,7 +3946,7 @@
         </w:tc>
         <w:tc>
           <w:tcPr>
-            <w:tcW w:type="dxa" w:w="1728"/>
+            <w:tcW w:type="dxa" w:w="1440"/>
           </w:tcPr>
           <w:p>
             <w:r/>
@@ -3678,6 +3955,19 @@
                 <w:sz w:val="18"/>
               </w:rPr>
               <w:t>立即备份 + 切只读</w:t>
+            </w:r>
+          </w:p>
+        </w:tc>
+        <w:tc>
+          <w:tcPr>
+            <w:tcW w:type="dxa" w:w="1440"/>
+          </w:tcPr>
+          <w:p>
+            <w:r/>
+            <w:r>
+              <w:rPr>
+                <w:sz w:val="18"/>
+              </w:rPr>
             </w:r>
           </w:p>
         </w:tc>
@@ -3685,7 +3975,7 @@
       <w:tr>
         <w:tc>
           <w:tcPr>
-            <w:tcW w:type="dxa" w:w="1728"/>
+            <w:tcW w:type="dxa" w:w="1440"/>
           </w:tcPr>
           <w:p>
             <w:r/>
@@ -3699,7 +3989,7 @@
         </w:tc>
         <w:tc>
           <w:tcPr>
-            <w:tcW w:type="dxa" w:w="1728"/>
+            <w:tcW w:type="dxa" w:w="1440"/>
           </w:tcPr>
           <w:p>
             <w:r/>
@@ -3713,7 +4003,7 @@
         </w:tc>
         <w:tc>
           <w:tcPr>
-            <w:tcW w:type="dxa" w:w="1728"/>
+            <w:tcW w:type="dxa" w:w="1440"/>
           </w:tcPr>
           <w:p>
             <w:r/>
@@ -3727,7 +4017,7 @@
         </w:tc>
         <w:tc>
           <w:tcPr>
-            <w:tcW w:type="dxa" w:w="1728"/>
+            <w:tcW w:type="dxa" w:w="1440"/>
           </w:tcPr>
           <w:p>
             <w:r/>
@@ -3741,7 +4031,7 @@
         </w:tc>
         <w:tc>
           <w:tcPr>
-            <w:tcW w:type="dxa" w:w="1728"/>
+            <w:tcW w:type="dxa" w:w="1440"/>
           </w:tcPr>
           <w:p>
             <w:r/>
@@ -3750,6 +4040,360 @@
                 <w:sz w:val="18"/>
               </w:rPr>
               <w:t>查数据接口与 CORS</w:t>
+            </w:r>
+          </w:p>
+        </w:tc>
+        <w:tc>
+          <w:tcPr>
+            <w:tcW w:type="dxa" w:w="1440"/>
+          </w:tcPr>
+          <w:p>
+            <w:r/>
+            <w:r>
+              <w:rPr>
+                <w:sz w:val="18"/>
+              </w:rPr>
+            </w:r>
+          </w:p>
+        </w:tc>
+      </w:tr>
+      <w:tr>
+        <w:tc>
+          <w:tcPr>
+            <w:tcW w:type="dxa" w:w="1440"/>
+          </w:tcPr>
+          <w:p>
+            <w:r/>
+            <w:r>
+              <w:rPr>
+                <w:sz w:val="18"/>
+              </w:rPr>
+              <w:t>13</w:t>
+            </w:r>
+          </w:p>
+        </w:tc>
+        <w:tc>
+          <w:tcPr>
+            <w:tcW w:type="dxa" w:w="1440"/>
+          </w:tcPr>
+          <w:p>
+            <w:r/>
+            <w:r>
+              <w:rPr>
+                <w:sz w:val="18"/>
+              </w:rPr>
+              <w:t>分析库可用</w:t>
+            </w:r>
+          </w:p>
+        </w:tc>
+        <w:tc>
+          <w:tcPr>
+            <w:tcW w:type="dxa" w:w="1440"/>
+          </w:tcPr>
+          <w:p>
+            <w:r/>
+            <w:r>
+              <w:rPr>
+                <w:sz w:val="18"/>
+              </w:rPr>
+              <w:t>GET /analytics/scale</w:t>
+            </w:r>
+          </w:p>
+        </w:tc>
+        <w:tc>
+          <w:tcPr>
+            <w:tcW w:type="dxa" w:w="1440"/>
+          </w:tcPr>
+          <w:p>
+            <w:r/>
+            <w:r>
+              <w:rPr>
+                <w:sz w:val="18"/>
+              </w:rPr>
+              <w:t>available=true，行数符合预期</w:t>
+            </w:r>
+          </w:p>
+        </w:tc>
+        <w:tc>
+          <w:tcPr>
+            <w:tcW w:type="dxa" w:w="1440"/>
+          </w:tcPr>
+          <w:p>
+            <w:r/>
+            <w:r>
+              <w:rPr>
+                <w:sz w:val="18"/>
+              </w:rPr>
+              <w:t>查 TIANGONG_BULK_DB 路径/权限</w:t>
+            </w:r>
+          </w:p>
+        </w:tc>
+        <w:tc>
+          <w:tcPr>
+            <w:tcW w:type="dxa" w:w="1440"/>
+          </w:tcPr>
+          <w:p>
+            <w:r/>
+            <w:r>
+              <w:rPr>
+                <w:sz w:val="18"/>
+              </w:rPr>
+            </w:r>
+          </w:p>
+        </w:tc>
+      </w:tr>
+      <w:tr>
+        <w:tc>
+          <w:tcPr>
+            <w:tcW w:type="dxa" w:w="1440"/>
+          </w:tcPr>
+          <w:p>
+            <w:r/>
+            <w:r>
+              <w:rPr>
+                <w:sz w:val="18"/>
+              </w:rPr>
+              <w:t>14</w:t>
+            </w:r>
+          </w:p>
+        </w:tc>
+        <w:tc>
+          <w:tcPr>
+            <w:tcW w:type="dxa" w:w="1440"/>
+          </w:tcPr>
+          <w:p>
+            <w:r/>
+            <w:r>
+              <w:rPr>
+                <w:sz w:val="18"/>
+              </w:rPr>
+              <w:t>预聚合新鲜度</w:t>
+            </w:r>
+          </w:p>
+        </w:tc>
+        <w:tc>
+          <w:tcPr>
+            <w:tcW w:type="dxa" w:w="1440"/>
+          </w:tcPr>
+          <w:p>
+            <w:r/>
+            <w:r>
+              <w:rPr>
+                <w:sz w:val="18"/>
+              </w:rPr>
+              <w:t>scale.rollup + 最新 agg_daily.day</w:t>
+            </w:r>
+          </w:p>
+        </w:tc>
+        <w:tc>
+          <w:tcPr>
+            <w:tcW w:type="dxa" w:w="1440"/>
+          </w:tcPr>
+          <w:p>
+            <w:r/>
+            <w:r>
+              <w:rPr>
+                <w:sz w:val="18"/>
+              </w:rPr>
+              <w:t>rollup=true 且含昨日</w:t>
+            </w:r>
+          </w:p>
+        </w:tc>
+        <w:tc>
+          <w:tcPr>
+            <w:tcW w:type="dxa" w:w="1440"/>
+          </w:tcPr>
+          <w:p>
+            <w:r/>
+            <w:r>
+              <w:rPr>
+                <w:sz w:val="18"/>
+              </w:rPr>
+              <w:t>重跑 tools/build_rollup.py</w:t>
+            </w:r>
+          </w:p>
+        </w:tc>
+        <w:tc>
+          <w:tcPr>
+            <w:tcW w:type="dxa" w:w="1440"/>
+          </w:tcPr>
+          <w:p>
+            <w:r/>
+            <w:r>
+              <w:rPr>
+                <w:sz w:val="18"/>
+              </w:rPr>
+            </w:r>
+          </w:p>
+        </w:tc>
+      </w:tr>
+      <w:tr>
+        <w:tc>
+          <w:tcPr>
+            <w:tcW w:type="dxa" w:w="1440"/>
+          </w:tcPr>
+          <w:p>
+            <w:r/>
+            <w:r>
+              <w:rPr>
+                <w:sz w:val="18"/>
+              </w:rPr>
+              <w:t>15</w:t>
+            </w:r>
+          </w:p>
+        </w:tc>
+        <w:tc>
+          <w:tcPr>
+            <w:tcW w:type="dxa" w:w="1440"/>
+          </w:tcPr>
+          <w:p>
+            <w:r/>
+            <w:r>
+              <w:rPr>
+                <w:sz w:val="18"/>
+              </w:rPr>
+              <w:t>缓存 L2</w:t>
+            </w:r>
+          </w:p>
+        </w:tc>
+        <w:tc>
+          <w:tcPr>
+            <w:tcW w:type="dxa" w:w="1440"/>
+          </w:tcPr>
+          <w:p>
+            <w:r/>
+            <w:r>
+              <w:rPr>
+                <w:sz w:val="18"/>
+              </w:rPr>
+              <w:t>metrics.cache.l2_available</w:t>
+            </w:r>
+          </w:p>
+        </w:tc>
+        <w:tc>
+          <w:tcPr>
+            <w:tcW w:type="dxa" w:w="1440"/>
+          </w:tcPr>
+          <w:p>
+            <w:r/>
+            <w:r>
+              <w:rPr>
+                <w:sz w:val="18"/>
+              </w:rPr>
+              <w:t>true，hit_rate ≥ 0.6</w:t>
+            </w:r>
+          </w:p>
+        </w:tc>
+        <w:tc>
+          <w:tcPr>
+            <w:tcW w:type="dxa" w:w="1440"/>
+          </w:tcPr>
+          <w:p>
+            <w:r/>
+            <w:r>
+              <w:rPr>
+                <w:sz w:val="18"/>
+              </w:rPr>
+              <w:t>查 Redis 连接/预热是否执行</w:t>
+            </w:r>
+          </w:p>
+        </w:tc>
+        <w:tc>
+          <w:tcPr>
+            <w:tcW w:type="dxa" w:w="1440"/>
+          </w:tcPr>
+          <w:p>
+            <w:r/>
+            <w:r>
+              <w:rPr>
+                <w:sz w:val="18"/>
+              </w:rPr>
+            </w:r>
+          </w:p>
+        </w:tc>
+      </w:tr>
+      <w:tr>
+        <w:tc>
+          <w:tcPr>
+            <w:tcW w:type="dxa" w:w="1440"/>
+          </w:tcPr>
+          <w:p>
+            <w:r/>
+            <w:r>
+              <w:rPr>
+                <w:sz w:val="18"/>
+              </w:rPr>
+              <w:t>16</w:t>
+            </w:r>
+          </w:p>
+        </w:tc>
+        <w:tc>
+          <w:tcPr>
+            <w:tcW w:type="dxa" w:w="1440"/>
+          </w:tcPr>
+          <w:p>
+            <w:r/>
+            <w:r>
+              <w:rPr>
+                <w:sz w:val="18"/>
+              </w:rPr>
+              <w:t>缓存预热键</w:t>
+            </w:r>
+          </w:p>
+        </w:tc>
+        <w:tc>
+          <w:tcPr>
+            <w:tcW w:type="dxa" w:w="1440"/>
+          </w:tcPr>
+          <w:p>
+            <w:r/>
+            <w:r>
+              <w:rPr>
+                <w:sz w:val="18"/>
+              </w:rPr>
+              <w:t>redis-cli --scan --pattern 'tg:an:*' \</w:t>
+            </w:r>
+          </w:p>
+        </w:tc>
+        <w:tc>
+          <w:tcPr>
+            <w:tcW w:type="dxa" w:w="1440"/>
+          </w:tcPr>
+          <w:p>
+            <w:r/>
+            <w:r>
+              <w:rPr>
+                <w:sz w:val="18"/>
+              </w:rPr>
+              <w:t>wc -l</w:t>
+            </w:r>
+          </w:p>
+        </w:tc>
+        <w:tc>
+          <w:tcPr>
+            <w:tcW w:type="dxa" w:w="1440"/>
+          </w:tcPr>
+          <w:p>
+            <w:r/>
+            <w:r>
+              <w:rPr>
+                <w:sz w:val="18"/>
+              </w:rPr>
+              <w:t>≈ 211（含 200 条热点时间线）</w:t>
+            </w:r>
+          </w:p>
+        </w:tc>
+        <w:tc>
+          <w:tcPr>
+            <w:tcW w:type="dxa" w:w="1440"/>
+          </w:tcPr>
+          <w:p>
+            <w:r/>
+            <w:r>
+              <w:rPr>
+                <w:sz w:val="18"/>
+              </w:rPr>
+              <w:t>重跑 tools/warmup_cache.py</w:t>
             </w:r>
           </w:p>
         </w:tc>
@@ -9737,7 +10381,151 @@
           </w:p>
         </w:tc>
       </w:tr>
+      <w:tr>
+        <w:tc>
+          <w:tcPr>
+            <w:tcW w:type="dxa" w:w="2880"/>
+          </w:tcPr>
+          <w:p>
+            <w:r/>
+            <w:r>
+              <w:rPr>
+                <w:sz w:val="18"/>
+              </w:rPr>
+              <w:t>分析库（1 亿条）</w:t>
+            </w:r>
+          </w:p>
+        </w:tc>
+        <w:tc>
+          <w:tcPr>
+            <w:tcW w:type="dxa" w:w="2880"/>
+          </w:tcPr>
+          <w:p>
+            <w:r/>
+            <w:r>
+              <w:rPr>
+                <w:sz w:val="18"/>
+              </w:rPr>
+              <w:t>5.03 GiB（含 7 索引）</w:t>
+            </w:r>
+          </w:p>
+        </w:tc>
+        <w:tc>
+          <w:tcPr>
+            <w:tcW w:type="dxa" w:w="2880"/>
+          </w:tcPr>
+          <w:p>
+            <w:r/>
+            <w:r>
+              <w:rPr>
+                <w:sz w:val="18"/>
+              </w:rPr>
+              <w:t>增长 &gt; 30%/季</w:t>
+            </w:r>
+          </w:p>
+        </w:tc>
+      </w:tr>
+      <w:tr>
+        <w:tc>
+          <w:tcPr>
+            <w:tcW w:type="dxa" w:w="2880"/>
+          </w:tcPr>
+          <w:p>
+            <w:r/>
+            <w:r>
+              <w:rPr>
+                <w:sz w:val="18"/>
+              </w:rPr>
+              <w:t>预聚合表</w:t>
+            </w:r>
+          </w:p>
+        </w:tc>
+        <w:tc>
+          <w:tcPr>
+            <w:tcW w:type="dxa" w:w="2880"/>
+          </w:tcPr>
+          <w:p>
+            <w:r/>
+            <w:r>
+              <w:rPr>
+                <w:sz w:val="18"/>
+              </w:rPr>
+              <w:t>~5 千行 / 数 MB</w:t>
+            </w:r>
+          </w:p>
+        </w:tc>
+        <w:tc>
+          <w:tcPr>
+            <w:tcW w:type="dxa" w:w="2880"/>
+          </w:tcPr>
+          <w:p>
+            <w:r/>
+            <w:r>
+              <w:rPr>
+                <w:sz w:val="18"/>
+              </w:rPr>
+              <w:t>无需扩容（按天线性增长，90 天约 1.4 千行）</w:t>
+            </w:r>
+          </w:p>
+        </w:tc>
+      </w:tr>
+      <w:tr>
+        <w:tc>
+          <w:tcPr>
+            <w:tcW w:type="dxa" w:w="2880"/>
+          </w:tcPr>
+          <w:p>
+            <w:r/>
+            <w:r>
+              <w:rPr>
+                <w:sz w:val="18"/>
+              </w:rPr>
+              <w:t>读吞吐（缓存命中）</w:t>
+            </w:r>
+          </w:p>
+        </w:tc>
+        <w:tc>
+          <w:tcPr>
+            <w:tcW w:type="dxa" w:w="2880"/>
+          </w:tcPr>
+          <w:p>
+            <w:r/>
+            <w:r>
+              <w:rPr>
+                <w:sz w:val="18"/>
+              </w:rPr>
+              <w:t>250+ rps（单进程）</w:t>
+            </w:r>
+          </w:p>
+        </w:tc>
+        <w:tc>
+          <w:tcPr>
+            <w:tcW w:type="dxa" w:w="2880"/>
+          </w:tcPr>
+          <w:p>
+            <w:r/>
+            <w:r>
+              <w:rPr>
+                <w:sz w:val="18"/>
+              </w:rPr>
+              <w:t>P95 &gt; 300 ms 或 CPU &gt; 70%</w:t>
+            </w:r>
+          </w:p>
+        </w:tc>
+      </w:tr>
     </w:tbl>
+    <w:p>
+      <w:pPr>
+        <w:ind w:left="360"/>
+      </w:pPr>
+      <w:r>
+        <w:rPr>
+          <w:i/>
+          <w:color w:val="4A5158"/>
+        </w:rPr>
+        <w:t>分析库的读写特征与业务库完全不同：写只发生在离线 ETL（灌数 + 预聚合）， 在线只有读。因此分析库扩容优先加副本/只读节点，而不是加写能力。</w:t>
+      </w:r>
+    </w:p>
     <w:p>
       <w:pPr>
         <w:pStyle w:val="Heading3"/>
